--- a/docs/工作計劃書/UcMarket工作計劃.docx
+++ b/docs/工作計劃書/UcMarket工作計劃.docx
@@ -17,6 +17,14 @@
           <w:i w:val="0"/>
         </w:rPr>
         <w:t>UcMarket 工作計劃</w:t>
+      </w:r>
+    </w:p>
+    <w:p>
+      <w:r>
+        <w:rPr>
+          <w:b/>
+        </w:rPr>
+        <w:t>文件狀態：本檔保留課程專題企劃與分工；目前程式碼、API、路由、技術版本與資料庫範圍，請以同目錄 Markdown 的現況註記及 docs/current-implementation.md 為準。</w:t>
       </w:r>
     </w:p>
     <w:p>
